--- a/labs/lab04/report/report.docx
+++ b/labs/lab04/report/report.docx
@@ -111,17 +111,17 @@
         <w:pStyle w:val="FirstParagraph"/>
       </w:pPr>
       <w:r>
-        <w:t xml:space="preserve">Получение практических навыков работы в консоли с расширенными</w:t>
-      </w:r>
-      <w:r>
-        <w:t xml:space="preserve"> </w:t>
-      </w:r>
-      <w:r>
-        <w:t xml:space="preserve">атрибутами файлов.</w:t>
+        <w:t xml:space="preserve">Приобретение практических навыков по установке и базовому конфигурированию</w:t>
+      </w:r>
+      <w:r>
+        <w:t xml:space="preserve"> </w:t>
+      </w:r>
+      <w:r>
+        <w:t xml:space="preserve">HTTP-сервера Apache.</w:t>
       </w:r>
     </w:p>
     <w:bookmarkEnd w:id="20"/>
-    <w:bookmarkStart w:id="30" w:name="выполнение-лабораторной-работы"/>
+    <w:bookmarkStart w:id="21" w:name="задание"/>
     <w:p>
       <w:pPr>
         <w:pStyle w:val="Heading1"/>
@@ -136,7 +136,7 @@
         <w:tab/>
       </w:r>
       <w:r>
-        <w:t xml:space="preserve">Выполнение лабораторной работы</w:t>
+        <w:t xml:space="preserve">Задание</w:t>
       </w:r>
     </w:p>
     <w:p>
@@ -148,19 +148,7 @@
         </w:numPr>
       </w:pPr>
       <w:r>
-        <w:t xml:space="preserve">От имени пользователя guest определите расширенные атрибуты файла</w:t>
-      </w:r>
-      <w:r>
-        <w:t xml:space="preserve"> </w:t>
-      </w:r>
-      <w:r>
-        <w:t xml:space="preserve">/home/guest/dir1/file1 командой</w:t>
-      </w:r>
-      <w:r>
-        <w:t xml:space="preserve"> </w:t>
-      </w:r>
-      <w:r>
-        <w:t xml:space="preserve">lsattr /home/guest/dir1/file1</w:t>
+        <w:t xml:space="preserve">Установите необходимые для работы HTTP-сервера пакеты.</w:t>
       </w:r>
     </w:p>
     <w:p>
@@ -172,25 +160,7 @@
         </w:numPr>
       </w:pPr>
       <w:r>
-        <w:t xml:space="preserve">Установите командой</w:t>
-      </w:r>
-      <w:r>
-        <w:t xml:space="preserve"> </w:t>
-      </w:r>
-      <w:r>
-        <w:t xml:space="preserve">chmod 600 file1</w:t>
-      </w:r>
-      <w:r>
-        <w:t xml:space="preserve"> </w:t>
-      </w:r>
-      <w:r>
-        <w:t xml:space="preserve">на файл file1 права, разрешающие чтение и запись для владельца фай-</w:t>
-      </w:r>
-      <w:r>
-        <w:t xml:space="preserve"> </w:t>
-      </w:r>
-      <w:r>
-        <w:t xml:space="preserve">ла.</w:t>
+        <w:t xml:space="preserve">Запустите HTTP-сервер с базовой конфигурацией и проанализируйте его работу.</w:t>
       </w:r>
     </w:p>
     <w:p>
@@ -202,19 +172,142 @@
         </w:numPr>
       </w:pPr>
       <w:r>
-        <w:t xml:space="preserve">Попробуйте установить на файл /home/guest/dir1/file1 расширен-</w:t>
-      </w:r>
-      <w:r>
-        <w:t xml:space="preserve"> </w:t>
-      </w:r>
-      <w:r>
-        <w:t xml:space="preserve">ный атрибут a от имени пользователя guest:</w:t>
-      </w:r>
-      <w:r>
-        <w:t xml:space="preserve"> </w:t>
-      </w:r>
-      <w:r>
-        <w:t xml:space="preserve">chattr +a /home/guest/dir1/file1(рис. 1)</w:t>
+        <w:t xml:space="preserve">Настройте виртуальный хостинг.</w:t>
+      </w:r>
+    </w:p>
+    <w:p>
+      <w:pPr>
+        <w:pStyle w:val="Compact"/>
+        <w:numPr>
+          <w:ilvl w:val="0"/>
+          <w:numId w:val="1001"/>
+        </w:numPr>
+      </w:pPr>
+      <w:r>
+        <w:t xml:space="preserve">Напишите скрипт для Vagrant, фиксирующий действия по установке и настройке</w:t>
+      </w:r>
+      <w:r>
+        <w:t xml:space="preserve"> </w:t>
+      </w:r>
+      <w:r>
+        <w:t xml:space="preserve">HTTP-сервера во внутреннем окружении виртуальной машины server. Соответствующим образом внесите изменения в Vagrantfile.</w:t>
+      </w:r>
+    </w:p>
+    <w:bookmarkEnd w:id="21"/>
+    <w:bookmarkStart w:id="40" w:name="выполнение-лабораторной-работы"/>
+    <w:p>
+      <w:pPr>
+        <w:pStyle w:val="Heading1"/>
+      </w:pPr>
+      <w:r>
+        <w:rPr>
+          <w:rStyle w:val="SectionNumber"/>
+        </w:rPr>
+        <w:t xml:space="preserve">3</w:t>
+      </w:r>
+      <w:r>
+        <w:tab/>
+      </w:r>
+      <w:r>
+        <w:t xml:space="preserve">Выполнение лабораторной работы</w:t>
+      </w:r>
+    </w:p>
+    <w:p>
+      <w:pPr>
+        <w:pStyle w:val="FirstParagraph"/>
+      </w:pPr>
+      <w:r>
+        <w:t xml:space="preserve">Установка HTTP-сервера</w:t>
+      </w:r>
+    </w:p>
+    <w:p>
+      <w:pPr>
+        <w:pStyle w:val="Compact"/>
+        <w:numPr>
+          <w:ilvl w:val="0"/>
+          <w:numId w:val="1002"/>
+        </w:numPr>
+      </w:pPr>
+      <w:r>
+        <w:t xml:space="preserve">Загрузите вашу операционную систему и перейдите в рабочий каталог с проектом:</w:t>
+      </w:r>
+      <w:r>
+        <w:t xml:space="preserve"> </w:t>
+      </w:r>
+      <w:r>
+        <w:t xml:space="preserve">cd /var/tmp/user_name/vagrant</w:t>
+      </w:r>
+      <w:r>
+        <w:t xml:space="preserve"> </w:t>
+      </w:r>
+      <w:r>
+        <w:t xml:space="preserve">где user_name — идентифицирующее вас имя пользователя, обычно первые буквы</w:t>
+      </w:r>
+      <w:r>
+        <w:t xml:space="preserve"> </w:t>
+      </w:r>
+      <w:r>
+        <w:t xml:space="preserve">инициалов и фамилия.</w:t>
+      </w:r>
+    </w:p>
+    <w:p>
+      <w:pPr>
+        <w:pStyle w:val="Compact"/>
+        <w:numPr>
+          <w:ilvl w:val="0"/>
+          <w:numId w:val="1002"/>
+        </w:numPr>
+      </w:pPr>
+      <w:r>
+        <w:t xml:space="preserve">Запустите виртуальную машину server:</w:t>
+      </w:r>
+      <w:r>
+        <w:t xml:space="preserve"> </w:t>
+      </w:r>
+      <w:r>
+        <w:t xml:space="preserve">make server-up</w:t>
+      </w:r>
+      <w:r>
+        <w:t xml:space="preserve"> </w:t>
+      </w:r>
+      <w:r>
+        <w:t xml:space="preserve">(или, если вы работаете под ОС Windows, то vagrant up server).</w:t>
+      </w:r>
+    </w:p>
+    <w:p>
+      <w:pPr>
+        <w:pStyle w:val="Compact"/>
+        <w:numPr>
+          <w:ilvl w:val="0"/>
+          <w:numId w:val="1002"/>
+        </w:numPr>
+      </w:pPr>
+      <w:r>
+        <w:t xml:space="preserve">На виртуальной машине server войдите под вашим пользователем и откройте тер-</w:t>
+      </w:r>
+      <w:r>
+        <w:t xml:space="preserve"> </w:t>
+      </w:r>
+      <w:r>
+        <w:t xml:space="preserve">минал. Перейдите в режим суперпользователя.</w:t>
+      </w:r>
+    </w:p>
+    <w:p>
+      <w:pPr>
+        <w:pStyle w:val="Compact"/>
+        <w:numPr>
+          <w:ilvl w:val="0"/>
+          <w:numId w:val="1002"/>
+        </w:numPr>
+      </w:pPr>
+      <w:r>
+        <w:t xml:space="preserve">Установите из репозитория стандартный веб-сервер (HTTP-сервер и утилиты httpd,</w:t>
+      </w:r>
+      <w:r>
+        <w:t xml:space="preserve"> </w:t>
+      </w:r>
+      <w:r>
+        <w:t xml:space="preserve">криптоутилиты и пр.).(рис. 1)</w:t>
       </w:r>
     </w:p>
     <w:p>
@@ -224,20 +317,20 @@
       <w:r>
         <w:drawing>
           <wp:inline>
-            <wp:extent cx="3733800" cy="1008184"/>
+            <wp:extent cx="3733800" cy="2040519"/>
             <wp:effectExtent b="0" l="0" r="0" t="0"/>
-            <wp:docPr descr="УСтанавливаем атрибут" title="" id="22" name="Picture"/>
+            <wp:docPr descr="Устанавливаем" title="" id="23" name="Picture"/>
             <a:graphic>
               <a:graphicData uri="http://schemas.openxmlformats.org/drawingml/2006/picture">
                 <pic:pic>
                   <pic:nvPicPr>
-                    <pic:cNvPr descr="image/1.png" id="23" name="Picture"/>
+                    <pic:cNvPr descr="image/1.png" id="24" name="Picture"/>
                     <pic:cNvPicPr>
                       <a:picLocks noChangeArrowheads="1" noChangeAspect="1"/>
                     </pic:cNvPicPr>
                   </pic:nvPicPr>
                   <pic:blipFill>
-                    <a:blip r:embed="rId21"/>
+                    <a:blip r:embed="rId22"/>
                     <a:stretch>
                       <a:fillRect/>
                     </a:stretch>
@@ -245,7 +338,7 @@
                   <pic:spPr bwMode="auto">
                     <a:xfrm>
                       <a:off x="0" y="0"/>
-                      <a:ext cx="3733800" cy="1008184"/>
+                      <a:ext cx="3733800" cy="2040519"/>
                     </a:xfrm>
                     <a:prstGeom prst="rect">
                       <a:avLst/>
@@ -269,7 +362,15 @@
         <w:pStyle w:val="ImageCaption"/>
       </w:pPr>
       <w:r>
-        <w:t xml:space="preserve">Рис. 1: УСтанавливаем атрибут</w:t>
+        <w:t xml:space="preserve">Рис. 1: Устанавливаем</w:t>
+      </w:r>
+    </w:p>
+    <w:p>
+      <w:pPr>
+        <w:pStyle w:val="BodyText"/>
+      </w:pPr>
+      <w:r>
+        <w:t xml:space="preserve">Базовое конфигурирование HTTP-сервера</w:t>
       </w:r>
     </w:p>
     <w:p>
@@ -277,35 +378,17 @@
         <w:pStyle w:val="Compact"/>
         <w:numPr>
           <w:ilvl w:val="0"/>
-          <w:numId w:val="1002"/>
+          <w:numId w:val="1003"/>
         </w:numPr>
       </w:pPr>
       <w:r>
-        <w:t xml:space="preserve">Зайдите на третью консоль с правами администратора либо повысьте</w:t>
-      </w:r>
-      <w:r>
-        <w:t xml:space="preserve"> </w:t>
-      </w:r>
-      <w:r>
-        <w:t xml:space="preserve">свои права с помощью команды su. Попробуйте установить расширен-</w:t>
-      </w:r>
-      <w:r>
-        <w:t xml:space="preserve"> </w:t>
-      </w:r>
-      <w:r>
-        <w:t xml:space="preserve">ный атрибут a на файл /home/guest/dir1/file1 от имени суперполь-</w:t>
-      </w:r>
-      <w:r>
-        <w:t xml:space="preserve"> </w:t>
-      </w:r>
-      <w:r>
-        <w:t xml:space="preserve">зователя:</w:t>
-      </w:r>
-      <w:r>
-        <w:t xml:space="preserve"> </w:t>
-      </w:r>
-      <w:r>
-        <w:t xml:space="preserve">chattr +a /home/guest/dir1/file1</w:t>
+        <w:t xml:space="preserve">Просмотрите и прокомментируйте в отчёте содержание конфигурационных файлов</w:t>
+      </w:r>
+      <w:r>
+        <w:t xml:space="preserve"> </w:t>
+      </w:r>
+      <w:r>
+        <w:t xml:space="preserve">в каталогах /etc/httpd/conf и /etc/httpd/conf.d.</w:t>
       </w:r>
     </w:p>
     <w:p>
@@ -313,17 +396,17 @@
         <w:pStyle w:val="Compact"/>
         <w:numPr>
           <w:ilvl w:val="0"/>
-          <w:numId w:val="1002"/>
+          <w:numId w:val="1003"/>
         </w:numPr>
       </w:pPr>
       <w:r>
-        <w:t xml:space="preserve">От пользователя guest проверьте правильность установления атрибута:</w:t>
-      </w:r>
-      <w:r>
-        <w:t xml:space="preserve"> </w:t>
-      </w:r>
-      <w:r>
-        <w:t xml:space="preserve">lsattr /home/guest/dir1/file1</w:t>
+        <w:t xml:space="preserve">Внесите изменения в настройки межсетевого экрана узла server, разрешив работу</w:t>
+      </w:r>
+      <w:r>
+        <w:t xml:space="preserve"> </w:t>
+      </w:r>
+      <w:r>
+        <w:t xml:space="preserve">с http.</w:t>
       </w:r>
     </w:p>
     <w:p>
@@ -331,53 +414,23 @@
         <w:pStyle w:val="Compact"/>
         <w:numPr>
           <w:ilvl w:val="0"/>
-          <w:numId w:val="1002"/>
+          <w:numId w:val="1003"/>
         </w:numPr>
       </w:pPr>
       <w:r>
-        <w:t xml:space="preserve">Выполните дозапись в файл file1 слова «test» командой</w:t>
-      </w:r>
-      <w:r>
-        <w:t xml:space="preserve"> </w:t>
-      </w:r>
-      <w:r>
-        <w:t xml:space="preserve">echo</w:t>
-      </w:r>
-      <w:r>
-        <w:t xml:space="preserve"> </w:t>
-      </w:r>
-      <w:r>
-        <w:t xml:space="preserve">“</w:t>
-      </w:r>
-      <w:r>
-        <w:t xml:space="preserve">test</w:t>
-      </w:r>
-      <w:r>
-        <w:t xml:space="preserve">”</w:t>
-      </w:r>
-      <w:r>
-        <w:t xml:space="preserve"> </w:t>
-      </w:r>
-      <w:r>
-        <w:t xml:space="preserve">/home/guest/dir1/file1</w:t>
-      </w:r>
-      <w:r>
-        <w:t xml:space="preserve"> </w:t>
-      </w:r>
-      <w:r>
-        <w:t xml:space="preserve">После этого выполните чтение файла file1 командой</w:t>
-      </w:r>
-      <w:r>
-        <w:t xml:space="preserve"> </w:t>
-      </w:r>
-      <w:r>
-        <w:t xml:space="preserve">cat /home/guest/dir1/file1</w:t>
-      </w:r>
-      <w:r>
-        <w:t xml:space="preserve"> </w:t>
-      </w:r>
-      <w:r>
-        <w:t xml:space="preserve">Убедитесь, что слово test было успешно записано в file1.</w:t>
+        <w:t xml:space="preserve">В дополнительном терминале запустите в режиме реального времени расширен-</w:t>
+      </w:r>
+      <w:r>
+        <w:t xml:space="preserve"> </w:t>
+      </w:r>
+      <w:r>
+        <w:t xml:space="preserve">ный лог системных сообщений, чтобы проверить корректность работы системы:</w:t>
+      </w:r>
+      <w:r>
+        <w:t xml:space="preserve"> </w:t>
+      </w:r>
+      <w:r>
+        <w:t xml:space="preserve">journalctl -x -f</w:t>
       </w:r>
     </w:p>
     <w:p>
@@ -385,47 +438,23 @@
         <w:pStyle w:val="Compact"/>
         <w:numPr>
           <w:ilvl w:val="0"/>
-          <w:numId w:val="1002"/>
+          <w:numId w:val="1003"/>
         </w:numPr>
       </w:pPr>
       <w:r>
-        <w:t xml:space="preserve">Попробуйте удалить файл file1 либо стереть имеющуюся в нём инфор-</w:t>
-      </w:r>
-      <w:r>
-        <w:t xml:space="preserve"> </w:t>
-      </w:r>
-      <w:r>
-        <w:t xml:space="preserve">мацию командой</w:t>
-      </w:r>
-      <w:r>
-        <w:t xml:space="preserve"> </w:t>
-      </w:r>
-      <w:r>
-        <w:t xml:space="preserve">echo</w:t>
-      </w:r>
-      <w:r>
-        <w:t xml:space="preserve"> </w:t>
-      </w:r>
-      <w:r>
-        <w:t xml:space="preserve">“</w:t>
-      </w:r>
-      <w:r>
-        <w:t xml:space="preserve">abcd</w:t>
-      </w:r>
-      <w:r>
-        <w:t xml:space="preserve">”</w:t>
-      </w:r>
-      <w:r>
-        <w:t xml:space="preserve"> </w:t>
-      </w:r>
-      <w:r>
-        <w:t xml:space="preserve">&gt; /home/guest/dirl/file1</w:t>
-      </w:r>
-      <w:r>
-        <w:t xml:space="preserve"> </w:t>
-      </w:r>
-      <w:r>
-        <w:t xml:space="preserve">Попробуйте переименовать файл.(рис. 2)</w:t>
+        <w:t xml:space="preserve">В первом терминале активируйте и запустите HTTP-сервер.</w:t>
+      </w:r>
+      <w:r>
+        <w:t xml:space="preserve"> </w:t>
+      </w:r>
+      <w:r>
+        <w:t xml:space="preserve">Просмотрев расширенный лог системных сообщений, убедитесь, что веб-сервер</w:t>
+      </w:r>
+      <w:r>
+        <w:t xml:space="preserve"> </w:t>
+      </w:r>
+      <w:r>
+        <w:t xml:space="preserve">успешно запустился.(рис. 2)</w:t>
       </w:r>
     </w:p>
     <w:p>
@@ -435,20 +464,20 @@
       <w:r>
         <w:drawing>
           <wp:inline>
-            <wp:extent cx="3733800" cy="1755355"/>
+            <wp:extent cx="3733800" cy="997350"/>
             <wp:effectExtent b="0" l="0" r="0" t="0"/>
-            <wp:docPr descr="Удаляем файл" title="" id="25" name="Picture"/>
+            <wp:docPr descr="Запускаем HTTP-сервер" title="" id="26" name="Picture"/>
             <a:graphic>
               <a:graphicData uri="http://schemas.openxmlformats.org/drawingml/2006/picture">
                 <pic:pic>
                   <pic:nvPicPr>
-                    <pic:cNvPr descr="image/2.png" id="26" name="Picture"/>
+                    <pic:cNvPr descr="image/2.png" id="27" name="Picture"/>
                     <pic:cNvPicPr>
                       <a:picLocks noChangeArrowheads="1" noChangeAspect="1"/>
                     </pic:cNvPicPr>
                   </pic:nvPicPr>
                   <pic:blipFill>
-                    <a:blip r:embed="rId24"/>
+                    <a:blip r:embed="rId25"/>
                     <a:stretch>
                       <a:fillRect/>
                     </a:stretch>
@@ -456,7 +485,7 @@
                   <pic:spPr bwMode="auto">
                     <a:xfrm>
                       <a:off x="0" y="0"/>
-                      <a:ext cx="3733800" cy="1755355"/>
+                      <a:ext cx="3733800" cy="997350"/>
                     </a:xfrm>
                     <a:prstGeom prst="rect">
                       <a:avLst/>
@@ -480,7 +509,15 @@
         <w:pStyle w:val="ImageCaption"/>
       </w:pPr>
       <w:r>
-        <w:t xml:space="preserve">Рис. 2: Удаляем файл</w:t>
+        <w:t xml:space="preserve">Рис. 2: Запускаем HTTP-сервер</w:t>
+      </w:r>
+    </w:p>
+    <w:p>
+      <w:pPr>
+        <w:pStyle w:val="BodyText"/>
+      </w:pPr>
+      <w:r>
+        <w:t xml:space="preserve">Анализ работы HTTP-сервера</w:t>
       </w:r>
     </w:p>
     <w:p>
@@ -488,35 +525,23 @@
         <w:pStyle w:val="Compact"/>
         <w:numPr>
           <w:ilvl w:val="0"/>
-          <w:numId w:val="1003"/>
+          <w:numId w:val="1004"/>
         </w:numPr>
       </w:pPr>
       <w:r>
-        <w:t xml:space="preserve">Попробуйте с помощью команды</w:t>
-      </w:r>
-      <w:r>
-        <w:t xml:space="preserve"> </w:t>
-      </w:r>
-      <w:r>
-        <w:t xml:space="preserve">chmod 000 file1</w:t>
-      </w:r>
-      <w:r>
-        <w:t xml:space="preserve"> </w:t>
-      </w:r>
-      <w:r>
-        <w:t xml:space="preserve">установить на файл file1 права, например, запрещающие чтение и за-</w:t>
-      </w:r>
-      <w:r>
-        <w:t xml:space="preserve"> </w:t>
-      </w:r>
-      <w:r>
-        <w:t xml:space="preserve">пись для владельца файла. Удалось ли вам успешно выполнить указан-</w:t>
-      </w:r>
-      <w:r>
-        <w:t xml:space="preserve"> </w:t>
-      </w:r>
-      <w:r>
-        <w:t xml:space="preserve">ные команды?</w:t>
+        <w:t xml:space="preserve">Запустите виртуальную машину client:</w:t>
+      </w:r>
+      <w:r>
+        <w:t xml:space="preserve"> </w:t>
+      </w:r>
+      <w:r>
+        <w:t xml:space="preserve">make client-up</w:t>
+      </w:r>
+      <w:r>
+        <w:t xml:space="preserve"> </w:t>
+      </w:r>
+      <w:r>
+        <w:t xml:space="preserve">(для работающих под ОС Windows: vagrant up client).</w:t>
       </w:r>
     </w:p>
     <w:p>
@@ -524,35 +549,17 @@
         <w:pStyle w:val="Compact"/>
         <w:numPr>
           <w:ilvl w:val="0"/>
-          <w:numId w:val="1003"/>
+          <w:numId w:val="1004"/>
         </w:numPr>
       </w:pPr>
       <w:r>
-        <w:t xml:space="preserve">Снимите расширенный атрибут a с файла /home/guest/dirl/file1 от</w:t>
-      </w:r>
-      <w:r>
-        <w:t xml:space="preserve"> </w:t>
-      </w:r>
-      <w:r>
-        <w:t xml:space="preserve">имени суперпользователя командой</w:t>
-      </w:r>
-      <w:r>
-        <w:t xml:space="preserve"> </w:t>
-      </w:r>
-      <w:r>
-        <w:t xml:space="preserve">chattr -a /home/guest/dir1/file1</w:t>
-      </w:r>
-      <w:r>
-        <w:t xml:space="preserve"> </w:t>
-      </w:r>
-      <w:r>
-        <w:t xml:space="preserve">Повторите операции, которые вам ранее не удавалось выполнить. Ваши</w:t>
-      </w:r>
-      <w:r>
-        <w:t xml:space="preserve"> </w:t>
-      </w:r>
-      <w:r>
-        <w:t xml:space="preserve">наблюдения занесите в отчёт.</w:t>
+        <w:t xml:space="preserve">На виртуальной машине server просмотрите лог ошибок работы веб-сервера:</w:t>
+      </w:r>
+      <w:r>
+        <w:t xml:space="preserve"> </w:t>
+      </w:r>
+      <w:r>
+        <w:t xml:space="preserve">tail -f /var/log/httpd/error_log</w:t>
       </w:r>
     </w:p>
     <w:p>
@@ -560,11 +567,29 @@
         <w:pStyle w:val="Compact"/>
         <w:numPr>
           <w:ilvl w:val="0"/>
-          <w:numId w:val="1003"/>
+          <w:numId w:val="1004"/>
         </w:numPr>
       </w:pPr>
       <w:r>
-        <w:t xml:space="preserve">Повторите ваши действия по шагам, заменив атрибут «a» атрибутом «i». (рис. 3)</w:t>
+        <w:t xml:space="preserve">На виртуальной машине server запустите мониторинг доступа к веб-серверу:</w:t>
+      </w:r>
+      <w:r>
+        <w:t xml:space="preserve"> </w:t>
+      </w:r>
+      <w:r>
+        <w:t xml:space="preserve">tail -f /var/log/httpd/access_log</w:t>
+      </w:r>
+      <w:r>
+        <w:t xml:space="preserve"> </w:t>
+      </w:r>
+      <w:r>
+        <w:t xml:space="preserve">На виртуальной машине client запустите браузер и в адресной строке введите</w:t>
+      </w:r>
+      <w:r>
+        <w:t xml:space="preserve"> </w:t>
+      </w:r>
+      <w:r>
+        <w:t xml:space="preserve">192.168.1.1. Проанализируйте информацию, отразившуюся при мониторинге.(рис. 3)</w:t>
       </w:r>
     </w:p>
     <w:p>
@@ -574,20 +599,20 @@
       <w:r>
         <w:drawing>
           <wp:inline>
-            <wp:extent cx="3733800" cy="2315074"/>
+            <wp:extent cx="3733800" cy="2283480"/>
             <wp:effectExtent b="0" l="0" r="0" t="0"/>
-            <wp:docPr descr="Повторяем действия" title="" id="28" name="Picture"/>
+            <wp:docPr descr="Смотрим адресную строку" title="" id="29" name="Picture"/>
             <a:graphic>
               <a:graphicData uri="http://schemas.openxmlformats.org/drawingml/2006/picture">
                 <pic:pic>
                   <pic:nvPicPr>
-                    <pic:cNvPr descr="image/3.png" id="29" name="Picture"/>
+                    <pic:cNvPr descr="image/3.png" id="30" name="Picture"/>
                     <pic:cNvPicPr>
                       <a:picLocks noChangeArrowheads="1" noChangeAspect="1"/>
                     </pic:cNvPicPr>
                   </pic:nvPicPr>
                   <pic:blipFill>
-                    <a:blip r:embed="rId27"/>
+                    <a:blip r:embed="rId28"/>
                     <a:stretch>
                       <a:fillRect/>
                     </a:stretch>
@@ -595,7 +620,7 @@
                   <pic:spPr bwMode="auto">
                     <a:xfrm>
                       <a:off x="0" y="0"/>
-                      <a:ext cx="3733800" cy="2315074"/>
+                      <a:ext cx="3733800" cy="2283480"/>
                     </a:xfrm>
                     <a:prstGeom prst="rect">
                       <a:avLst/>
@@ -619,11 +644,544 @@
         <w:pStyle w:val="ImageCaption"/>
       </w:pPr>
       <w:r>
-        <w:t xml:space="preserve">Рис. 3: Повторяем действия</w:t>
-      </w:r>
-    </w:p>
-    <w:bookmarkEnd w:id="30"/>
-    <w:bookmarkStart w:id="31" w:name="выводы"/>
+        <w:t xml:space="preserve">Рис. 3: Смотрим адресную строку</w:t>
+      </w:r>
+    </w:p>
+    <w:p>
+      <w:pPr>
+        <w:pStyle w:val="BodyText"/>
+      </w:pPr>
+      <w:r>
+        <w:t xml:space="preserve">Настройка виртуального хостинга для HTTP-сервера</w:t>
+      </w:r>
+    </w:p>
+    <w:p>
+      <w:pPr>
+        <w:pStyle w:val="BodyText"/>
+      </w:pPr>
+      <w:r>
+        <w:t xml:space="preserve">Требуется настроить виртуальный хостинг по двум DNS-адресам: server.user.net</w:t>
+      </w:r>
+      <w:r>
+        <w:t xml:space="preserve"> </w:t>
+      </w:r>
+      <w:r>
+        <w:t xml:space="preserve">и www.user.net.</w:t>
+      </w:r>
+      <w:r>
+        <w:t xml:space="preserve"> </w:t>
+      </w:r>
+      <w:r>
+        <w:t xml:space="preserve">1. Остановите работу DNS-сервера для внесения изменений в файлы описания DNS-</w:t>
+      </w:r>
+      <w:r>
+        <w:t xml:space="preserve"> </w:t>
+      </w:r>
+      <w:r>
+        <w:t xml:space="preserve">зон:</w:t>
+      </w:r>
+      <w:r>
+        <w:t xml:space="preserve"> </w:t>
+      </w:r>
+      <w:r>
+        <w:t xml:space="preserve">systemctl stop named</w:t>
+      </w:r>
+      <w:r>
+        <w:t xml:space="preserve"> </w:t>
+      </w:r>
+      <w:r>
+        <w:t xml:space="preserve">2. Добавьте запись для HTTP-сервера в конце файла прямой DNS-зоны</w:t>
+      </w:r>
+      <w:r>
+        <w:t xml:space="preserve"> </w:t>
+      </w:r>
+      <w:r>
+        <w:t xml:space="preserve">/var/named/master/fz/user.net:</w:t>
+      </w:r>
+      <w:r>
+        <w:t xml:space="preserve"> </w:t>
+      </w:r>
+      <w:r>
+        <w:t xml:space="preserve">www A 192.168.1.1</w:t>
+      </w:r>
+      <w:r>
+        <w:t xml:space="preserve"> </w:t>
+      </w:r>
+      <w:r>
+        <w:t xml:space="preserve">и в конце файла обратной зоны /var/named/master/rz/192.168.1:</w:t>
+      </w:r>
+      <w:r>
+        <w:t xml:space="preserve"> </w:t>
+      </w:r>
+      <w:r>
+        <w:t xml:space="preserve">1 PTR www.user.net.</w:t>
+      </w:r>
+      <w:r>
+        <w:t xml:space="preserve"> </w:t>
+      </w:r>
+      <w:r>
+        <w:t xml:space="preserve">Вместо user укажите свой логин. При этом не забудьте из соответствующих катало-</w:t>
+      </w:r>
+      <w:r>
+        <w:t xml:space="preserve"> </w:t>
+      </w:r>
+      <w:r>
+        <w:t xml:space="preserve">гов удалить файлы журналов DNS: user.net.jnl и 192.168.1.jnl.</w:t>
+      </w:r>
+      <w:r>
+        <w:t xml:space="preserve"> </w:t>
+      </w:r>
+      <w:r>
+        <w:t xml:space="preserve">3. Перезапустите DNS-сервер:</w:t>
+      </w:r>
+      <w:r>
+        <w:t xml:space="preserve"> </w:t>
+      </w:r>
+      <w:r>
+        <w:t xml:space="preserve">systemctl start named</w:t>
+      </w:r>
+      <w:r>
+        <w:t xml:space="preserve"> </w:t>
+      </w:r>
+      <w:r>
+        <w:t xml:space="preserve">4. В каталоге /etc/httpd/conf.d создайте файлы server.user.net.conf и</w:t>
+      </w:r>
+      <w:r>
+        <w:t xml:space="preserve"> </w:t>
+      </w:r>
+      <w:r>
+        <w:t xml:space="preserve">www.user.net.conf (вместо user укажите свой логин).</w:t>
+      </w:r>
+      <w:r>
+        <w:t xml:space="preserve"> </w:t>
+      </w:r>
+      <w:r>
+        <w:t xml:space="preserve">5. Откройте на редактирование файл server.user.net.conf.</w:t>
+      </w:r>
+      <w:r>
+        <w:t xml:space="preserve"> </w:t>
+      </w:r>
+      <w:r>
+        <w:t xml:space="preserve">(вместо user укажите свой логин).</w:t>
+      </w:r>
+      <w:r>
+        <w:t xml:space="preserve"> </w:t>
+      </w:r>
+      <w:r>
+        <w:t xml:space="preserve">6. Откройте на редактирование файл www.user.net.conf и внесите следующее содер-</w:t>
+      </w:r>
+      <w:r>
+        <w:t xml:space="preserve"> </w:t>
+      </w:r>
+      <w:r>
+        <w:t xml:space="preserve">жание(вместо user укажите свой логин).</w:t>
+      </w:r>
+      <w:r>
+        <w:t xml:space="preserve"> </w:t>
+      </w:r>
+      <w:r>
+        <w:t xml:space="preserve">7. Перейдите в каталог /var/www/html, в котором должны находиться файлы с содер-</w:t>
+      </w:r>
+      <w:r>
+        <w:t xml:space="preserve"> </w:t>
+      </w:r>
+      <w:r>
+        <w:t xml:space="preserve">жимым (контентом) веб-серверов, и создайте тестовые страницы для виртуальных</w:t>
+      </w:r>
+      <w:r>
+        <w:t xml:space="preserve"> </w:t>
+      </w:r>
+      <w:r>
+        <w:t xml:space="preserve">веб-серверов server.user.net и www.user.net.</w:t>
+      </w:r>
+      <w:r>
+        <w:t xml:space="preserve"> </w:t>
+      </w:r>
+      <w:r>
+        <w:t xml:space="preserve">Для виртуального веб-сервера server.user.net (вместо user укажите свой логин).</w:t>
+      </w:r>
+      <w:r>
+        <w:t xml:space="preserve"> </w:t>
+      </w:r>
+      <w:r>
+        <w:t xml:space="preserve">Откройте на редактирование файл index.html и внесите следующее содержание:</w:t>
+      </w:r>
+      <w:r>
+        <w:t xml:space="preserve"> </w:t>
+      </w:r>
+      <w:r>
+        <w:t xml:space="preserve">Welcome to the server.user.net server.</w:t>
+      </w:r>
+      <w:r>
+        <w:t xml:space="preserve"> </w:t>
+      </w:r>
+      <w:r>
+        <w:t xml:space="preserve">(вместо user укажите свой логин).</w:t>
+      </w:r>
+      <w:r>
+        <w:t xml:space="preserve"> </w:t>
+      </w:r>
+      <w:r>
+        <w:t xml:space="preserve">Для виртуального веб-сервера www.user.net (вместо user укажите свой логин).</w:t>
+      </w:r>
+      <w:r>
+        <w:t xml:space="preserve"> </w:t>
+      </w:r>
+      <w:r>
+        <w:t xml:space="preserve">Откройте на редактирование файл index.html и внесите следующее содержание:</w:t>
+      </w:r>
+      <w:r>
+        <w:t xml:space="preserve"> </w:t>
+      </w:r>
+      <w:r>
+        <w:t xml:space="preserve">Welcome to the www.user.net server.</w:t>
+      </w:r>
+      <w:r>
+        <w:t xml:space="preserve"> </w:t>
+      </w:r>
+      <w:r>
+        <w:t xml:space="preserve">(вместо user укажите свой логин).</w:t>
+      </w:r>
+      <w:r>
+        <w:t xml:space="preserve"> </w:t>
+      </w:r>
+      <w:r>
+        <w:t xml:space="preserve">8. Скорректируйте права доступа в каталог с веб-контентом:</w:t>
+      </w:r>
+      <w:r>
+        <w:t xml:space="preserve"> </w:t>
+      </w:r>
+      <w:r>
+        <w:t xml:space="preserve">chown -R apache:apache /var/www</w:t>
+      </w:r>
+      <w:r>
+        <w:t xml:space="preserve"> </w:t>
+      </w:r>
+      <w:r>
+        <w:t xml:space="preserve">9. Восстановите контекст безопасности в SELinux.</w:t>
+      </w:r>
+      <w:r>
+        <w:t xml:space="preserve"> </w:t>
+      </w:r>
+      <w:r>
+        <w:t xml:space="preserve">10. Перезапустите HTTP-сервер:</w:t>
+      </w:r>
+      <w:r>
+        <w:t xml:space="preserve"> </w:t>
+      </w:r>
+      <w:r>
+        <w:t xml:space="preserve">systemctl restart httpd</w:t>
+      </w:r>
+      <w:r>
+        <w:t xml:space="preserve"> </w:t>
+      </w:r>
+      <w:r>
+        <w:t xml:space="preserve">11. На виртуальной машине client убедитесь в корректном доступе к веб-серверу по ад-</w:t>
+      </w:r>
+      <w:r>
+        <w:t xml:space="preserve"> </w:t>
+      </w:r>
+      <w:r>
+        <w:t xml:space="preserve">ресам server.user.net (рис. 4)</w:t>
+      </w:r>
+    </w:p>
+    <w:p>
+      <w:pPr>
+        <w:pStyle w:val="CaptionedFigure"/>
+      </w:pPr>
+      <w:r>
+        <w:drawing>
+          <wp:inline>
+            <wp:extent cx="3733800" cy="1185481"/>
+            <wp:effectExtent b="0" l="0" r="0" t="0"/>
+            <wp:docPr descr="Смотрим адресную строку" title="" id="32" name="Picture"/>
+            <a:graphic>
+              <a:graphicData uri="http://schemas.openxmlformats.org/drawingml/2006/picture">
+                <pic:pic>
+                  <pic:nvPicPr>
+                    <pic:cNvPr descr="image/4.png" id="33" name="Picture"/>
+                    <pic:cNvPicPr>
+                      <a:picLocks noChangeArrowheads="1" noChangeAspect="1"/>
+                    </pic:cNvPicPr>
+                  </pic:nvPicPr>
+                  <pic:blipFill>
+                    <a:blip r:embed="rId31"/>
+                    <a:stretch>
+                      <a:fillRect/>
+                    </a:stretch>
+                  </pic:blipFill>
+                  <pic:spPr bwMode="auto">
+                    <a:xfrm>
+                      <a:off x="0" y="0"/>
+                      <a:ext cx="3733800" cy="1185481"/>
+                    </a:xfrm>
+                    <a:prstGeom prst="rect">
+                      <a:avLst/>
+                    </a:prstGeom>
+                    <a:noFill/>
+                    <a:ln w="9525">
+                      <a:noFill/>
+                      <a:headEnd/>
+                      <a:tailEnd/>
+                    </a:ln>
+                  </pic:spPr>
+                </pic:pic>
+              </a:graphicData>
+            </a:graphic>
+          </wp:inline>
+        </w:drawing>
+      </w:r>
+    </w:p>
+    <w:p>
+      <w:pPr>
+        <w:pStyle w:val="ImageCaption"/>
+      </w:pPr>
+      <w:r>
+        <w:t xml:space="preserve">Рис. 4: Смотрим адресную строку</w:t>
+      </w:r>
+    </w:p>
+    <w:p>
+      <w:pPr>
+        <w:pStyle w:val="BodyText"/>
+      </w:pPr>
+      <w:r>
+        <w:t xml:space="preserve">и www.user.net (вместо user укажите свой логин) в адресной</w:t>
+      </w:r>
+      <w:r>
+        <w:t xml:space="preserve"> </w:t>
+      </w:r>
+      <w:r>
+        <w:t xml:space="preserve">строке веб-браузера.(рис. 5)</w:t>
+      </w:r>
+    </w:p>
+    <w:p>
+      <w:pPr>
+        <w:pStyle w:val="CaptionedFigure"/>
+      </w:pPr>
+      <w:r>
+        <w:drawing>
+          <wp:inline>
+            <wp:extent cx="3733800" cy="1313919"/>
+            <wp:effectExtent b="0" l="0" r="0" t="0"/>
+            <wp:docPr descr="Смотрим адресную строку" title="" id="35" name="Picture"/>
+            <a:graphic>
+              <a:graphicData uri="http://schemas.openxmlformats.org/drawingml/2006/picture">
+                <pic:pic>
+                  <pic:nvPicPr>
+                    <pic:cNvPr descr="image/5.png" id="36" name="Picture"/>
+                    <pic:cNvPicPr>
+                      <a:picLocks noChangeArrowheads="1" noChangeAspect="1"/>
+                    </pic:cNvPicPr>
+                  </pic:nvPicPr>
+                  <pic:blipFill>
+                    <a:blip r:embed="rId34"/>
+                    <a:stretch>
+                      <a:fillRect/>
+                    </a:stretch>
+                  </pic:blipFill>
+                  <pic:spPr bwMode="auto">
+                    <a:xfrm>
+                      <a:off x="0" y="0"/>
+                      <a:ext cx="3733800" cy="1313919"/>
+                    </a:xfrm>
+                    <a:prstGeom prst="rect">
+                      <a:avLst/>
+                    </a:prstGeom>
+                    <a:noFill/>
+                    <a:ln w="9525">
+                      <a:noFill/>
+                      <a:headEnd/>
+                      <a:tailEnd/>
+                    </a:ln>
+                  </pic:spPr>
+                </pic:pic>
+              </a:graphicData>
+            </a:graphic>
+          </wp:inline>
+        </w:drawing>
+      </w:r>
+    </w:p>
+    <w:p>
+      <w:pPr>
+        <w:pStyle w:val="ImageCaption"/>
+      </w:pPr>
+      <w:r>
+        <w:t xml:space="preserve">Рис. 5: Смотрим адресную строку</w:t>
+      </w:r>
+    </w:p>
+    <w:p>
+      <w:pPr>
+        <w:pStyle w:val="BodyText"/>
+      </w:pPr>
+      <w:r>
+        <w:t xml:space="preserve">Внесение изменений в настройки внутреннего окружения</w:t>
+      </w:r>
+      <w:r>
+        <w:t xml:space="preserve"> </w:t>
+      </w:r>
+      <w:r>
+        <w:t xml:space="preserve">виртуальной машины</w:t>
+      </w:r>
+    </w:p>
+    <w:p>
+      <w:pPr>
+        <w:pStyle w:val="Compact"/>
+        <w:numPr>
+          <w:ilvl w:val="0"/>
+          <w:numId w:val="1005"/>
+        </w:numPr>
+      </w:pPr>
+      <w:r>
+        <w:t xml:space="preserve">На виртуальной машине server перейдите в каталог для внесения изменений</w:t>
+      </w:r>
+      <w:r>
+        <w:t xml:space="preserve"> </w:t>
+      </w:r>
+      <w:r>
+        <w:t xml:space="preserve">в настройки внутреннего окружения /vagrant/provision/server/, создайте в нём</w:t>
+      </w:r>
+      <w:r>
+        <w:t xml:space="preserve"> </w:t>
+      </w:r>
+      <w:r>
+        <w:t xml:space="preserve">каталог http, в который поместите в соответствующие подкаталоги конфигураци-</w:t>
+      </w:r>
+      <w:r>
+        <w:t xml:space="preserve"> </w:t>
+      </w:r>
+      <w:r>
+        <w:t xml:space="preserve">онные файлы HTTP-сервера.</w:t>
+      </w:r>
+    </w:p>
+    <w:p>
+      <w:pPr>
+        <w:pStyle w:val="Compact"/>
+        <w:numPr>
+          <w:ilvl w:val="0"/>
+          <w:numId w:val="1005"/>
+        </w:numPr>
+      </w:pPr>
+      <w:r>
+        <w:t xml:space="preserve">Замените конфигурационные файлы DNS-сервера:</w:t>
+      </w:r>
+      <w:r>
+        <w:t xml:space="preserve"> </w:t>
+      </w:r>
+      <w:r>
+        <w:t xml:space="preserve">cd /vagrant/provision/server/dns/</w:t>
+      </w:r>
+      <w:r>
+        <w:t xml:space="preserve"> </w:t>
+      </w:r>
+      <w:r>
+        <w:t xml:space="preserve">cp -R /var/named/* /vagrant/provision/server/dns/var/named/</w:t>
+      </w:r>
+    </w:p>
+    <w:p>
+      <w:pPr>
+        <w:pStyle w:val="Compact"/>
+        <w:numPr>
+          <w:ilvl w:val="0"/>
+          <w:numId w:val="1005"/>
+        </w:numPr>
+      </w:pPr>
+      <w:r>
+        <w:t xml:space="preserve">В каталоге /vagrant/provision/server создайте исполняемый файл http.sh.</w:t>
+      </w:r>
+      <w:r>
+        <w:t xml:space="preserve"> </w:t>
+      </w:r>
+      <w:r>
+        <w:t xml:space="preserve">Этот скрипт, по сути, повторяет произведённые вами действия по установке и на-</w:t>
+      </w:r>
+      <w:r>
+        <w:t xml:space="preserve"> </w:t>
+      </w:r>
+      <w:r>
+        <w:t xml:space="preserve">стройке HTTP-сервера.</w:t>
+      </w:r>
+    </w:p>
+    <w:p>
+      <w:pPr>
+        <w:pStyle w:val="Compact"/>
+        <w:numPr>
+          <w:ilvl w:val="0"/>
+          <w:numId w:val="1005"/>
+        </w:numPr>
+      </w:pPr>
+      <w:r>
+        <w:t xml:space="preserve">Для отработки созданного скрипта во время загрузки виртуальных машин в кон-</w:t>
+      </w:r>
+      <w:r>
+        <w:t xml:space="preserve"> </w:t>
+      </w:r>
+      <w:r>
+        <w:t xml:space="preserve">фигурационном файле Vagrantfile необходимо добавить в конфигурации сервера</w:t>
+      </w:r>
+      <w:r>
+        <w:t xml:space="preserve"> </w:t>
+      </w:r>
+      <w:r>
+        <w:t xml:space="preserve">следующую запись(рис. 6)</w:t>
+      </w:r>
+    </w:p>
+    <w:p>
+      <w:pPr>
+        <w:pStyle w:val="CaptionedFigure"/>
+      </w:pPr>
+      <w:r>
+        <w:drawing>
+          <wp:inline>
+            <wp:extent cx="3733800" cy="812914"/>
+            <wp:effectExtent b="0" l="0" r="0" t="0"/>
+            <wp:docPr descr="Добавляем запись" title="" id="38" name="Picture"/>
+            <a:graphic>
+              <a:graphicData uri="http://schemas.openxmlformats.org/drawingml/2006/picture">
+                <pic:pic>
+                  <pic:nvPicPr>
+                    <pic:cNvPr descr="image/6.png" id="39" name="Picture"/>
+                    <pic:cNvPicPr>
+                      <a:picLocks noChangeArrowheads="1" noChangeAspect="1"/>
+                    </pic:cNvPicPr>
+                  </pic:nvPicPr>
+                  <pic:blipFill>
+                    <a:blip r:embed="rId37"/>
+                    <a:stretch>
+                      <a:fillRect/>
+                    </a:stretch>
+                  </pic:blipFill>
+                  <pic:spPr bwMode="auto">
+                    <a:xfrm>
+                      <a:off x="0" y="0"/>
+                      <a:ext cx="3733800" cy="812914"/>
+                    </a:xfrm>
+                    <a:prstGeom prst="rect">
+                      <a:avLst/>
+                    </a:prstGeom>
+                    <a:noFill/>
+                    <a:ln w="9525">
+                      <a:noFill/>
+                      <a:headEnd/>
+                      <a:tailEnd/>
+                    </a:ln>
+                  </pic:spPr>
+                </pic:pic>
+              </a:graphicData>
+            </a:graphic>
+          </wp:inline>
+        </w:drawing>
+      </w:r>
+    </w:p>
+    <w:p>
+      <w:pPr>
+        <w:pStyle w:val="ImageCaption"/>
+      </w:pPr>
+      <w:r>
+        <w:t xml:space="preserve">Рис. 6: Добавляем запись</w:t>
+      </w:r>
+    </w:p>
+    <w:bookmarkEnd w:id="40"/>
+    <w:bookmarkStart w:id="41" w:name="ответы-на-контрольные-вопросы"/>
     <w:p>
       <w:pPr>
         <w:pStyle w:val="Heading1"/>
@@ -632,12 +1190,223 @@
         <w:rPr>
           <w:rStyle w:val="SectionNumber"/>
         </w:rPr>
-        <w:t xml:space="preserve">3</w:t>
+        <w:t xml:space="preserve">4</w:t>
       </w:r>
       <w:r>
         <w:tab/>
       </w:r>
       <w:r>
+        <w:t xml:space="preserve">Ответы на контрольные вопросы</w:t>
+      </w:r>
+    </w:p>
+    <w:p>
+      <w:pPr>
+        <w:pStyle w:val="Compact"/>
+        <w:numPr>
+          <w:ilvl w:val="0"/>
+          <w:numId w:val="1006"/>
+        </w:numPr>
+      </w:pPr>
+      <w:r>
+        <w:t xml:space="preserve">80 (HTTP), 443 (HTTPS).</w:t>
+      </w:r>
+    </w:p>
+    <w:p>
+      <w:pPr>
+        <w:pStyle w:val="Compact"/>
+        <w:numPr>
+          <w:ilvl w:val="0"/>
+          <w:numId w:val="1006"/>
+        </w:numPr>
+      </w:pPr>
+      <w:r>
+        <w:rPr>
+          <w:rStyle w:val="VerbatimChar"/>
+        </w:rPr>
+        <w:t xml:space="preserve">www-data</w:t>
+      </w:r>
+      <w:r>
+        <w:t xml:space="preserve"> </w:t>
+      </w:r>
+      <w:r>
+        <w:t xml:space="preserve">(Debian/Ubuntu) или</w:t>
+      </w:r>
+      <w:r>
+        <w:t xml:space="preserve"> </w:t>
+      </w:r>
+      <w:r>
+        <w:rPr>
+          <w:rStyle w:val="VerbatimChar"/>
+        </w:rPr>
+        <w:t xml:space="preserve">apache</w:t>
+      </w:r>
+      <w:r>
+        <w:t xml:space="preserve"> </w:t>
+      </w:r>
+      <w:r>
+        <w:t xml:space="preserve">(RHEL/CentOS), группа та же.</w:t>
+      </w:r>
+    </w:p>
+    <w:p>
+      <w:pPr>
+        <w:pStyle w:val="Compact"/>
+        <w:numPr>
+          <w:ilvl w:val="0"/>
+          <w:numId w:val="1006"/>
+        </w:numPr>
+      </w:pPr>
+      <w:r>
+        <w:rPr>
+          <w:rStyle w:val="VerbatimChar"/>
+        </w:rPr>
+        <w:t xml:space="preserve">/var/log/apache2/</w:t>
+      </w:r>
+      <w:r>
+        <w:t xml:space="preserve"> </w:t>
+      </w:r>
+      <w:r>
+        <w:t xml:space="preserve">(Debian) или</w:t>
+      </w:r>
+      <w:r>
+        <w:t xml:space="preserve"> </w:t>
+      </w:r>
+      <w:r>
+        <w:rPr>
+          <w:rStyle w:val="VerbatimChar"/>
+        </w:rPr>
+        <w:t xml:space="preserve">/var/log/httpd/</w:t>
+      </w:r>
+      <w:r>
+        <w:t xml:space="preserve"> </w:t>
+      </w:r>
+      <w:r>
+        <w:t xml:space="preserve">(RHEL):</w:t>
+      </w:r>
+      <w:r>
+        <w:t xml:space="preserve"> </w:t>
+      </w:r>
+      <w:r>
+        <w:rPr>
+          <w:rStyle w:val="VerbatimChar"/>
+        </w:rPr>
+        <w:t xml:space="preserve">access.log</w:t>
+      </w:r>
+      <w:r>
+        <w:t xml:space="preserve"> </w:t>
+      </w:r>
+      <w:r>
+        <w:t xml:space="preserve">— запросы,</w:t>
+      </w:r>
+      <w:r>
+        <w:t xml:space="preserve"> </w:t>
+      </w:r>
+      <w:r>
+        <w:rPr>
+          <w:rStyle w:val="VerbatimChar"/>
+        </w:rPr>
+        <w:t xml:space="preserve">error.log</w:t>
+      </w:r>
+      <w:r>
+        <w:t xml:space="preserve"> </w:t>
+      </w:r>
+      <w:r>
+        <w:t xml:space="preserve">— ошибки.</w:t>
+      </w:r>
+    </w:p>
+    <w:p>
+      <w:pPr>
+        <w:pStyle w:val="Compact"/>
+        <w:numPr>
+          <w:ilvl w:val="0"/>
+          <w:numId w:val="1006"/>
+        </w:numPr>
+      </w:pPr>
+      <w:r>
+        <w:rPr>
+          <w:rStyle w:val="VerbatimChar"/>
+        </w:rPr>
+        <w:t xml:space="preserve">/var/www/html</w:t>
+      </w:r>
+      <w:r>
+        <w:t xml:space="preserve"> </w:t>
+      </w:r>
+      <w:r>
+        <w:t xml:space="preserve">(Debian) или</w:t>
+      </w:r>
+      <w:r>
+        <w:t xml:space="preserve"> </w:t>
+      </w:r>
+      <w:r>
+        <w:rPr>
+          <w:rStyle w:val="VerbatimChar"/>
+        </w:rPr>
+        <w:t xml:space="preserve">/var/www/html</w:t>
+      </w:r>
+      <w:r>
+        <w:t xml:space="preserve"> </w:t>
+      </w:r>
+      <w:r>
+        <w:t xml:space="preserve">/</w:t>
+      </w:r>
+      <w:r>
+        <w:t xml:space="preserve"> </w:t>
+      </w:r>
+      <w:r>
+        <w:rPr>
+          <w:rStyle w:val="VerbatimChar"/>
+        </w:rPr>
+        <w:t xml:space="preserve">/var/www</w:t>
+      </w:r>
+      <w:r>
+        <w:t xml:space="preserve"> </w:t>
+      </w:r>
+      <w:r>
+        <w:t xml:space="preserve">(RHEL).</w:t>
+      </w:r>
+    </w:p>
+    <w:p>
+      <w:pPr>
+        <w:pStyle w:val="Compact"/>
+        <w:numPr>
+          <w:ilvl w:val="0"/>
+          <w:numId w:val="1006"/>
+        </w:numPr>
+      </w:pPr>
+      <w:r>
+        <w:t xml:space="preserve">Через директиву</w:t>
+      </w:r>
+      <w:r>
+        <w:t xml:space="preserve"> </w:t>
+      </w:r>
+      <w:r>
+        <w:rPr>
+          <w:rStyle w:val="VerbatimChar"/>
+        </w:rPr>
+        <w:t xml:space="preserve">&lt;VirtualHost&gt;</w:t>
+      </w:r>
+      <w:r>
+        <w:t xml:space="preserve"> </w:t>
+      </w:r>
+      <w:r>
+        <w:t xml:space="preserve">— позволяет размещать несколько сайтов на одном сервере/IP.</w:t>
+      </w:r>
+    </w:p>
+    <w:bookmarkEnd w:id="41"/>
+    <w:bookmarkStart w:id="42" w:name="выводы"/>
+    <w:p>
+      <w:pPr>
+        <w:pStyle w:val="Heading1"/>
+      </w:pPr>
+      <w:r>
+        <w:rPr>
+          <w:rStyle w:val="SectionNumber"/>
+        </w:rPr>
+        <w:t xml:space="preserve">5</w:t>
+      </w:r>
+      <w:r>
+        <w:tab/>
+      </w:r>
+      <w:r>
         <w:t xml:space="preserve">Выводы</w:t>
       </w:r>
     </w:p>
@@ -646,16 +1415,16 @@
         <w:pStyle w:val="FirstParagraph"/>
       </w:pPr>
       <w:r>
-        <w:t xml:space="preserve">Мы получили навыки работы в консоли с расширенными</w:t>
-      </w:r>
-      <w:r>
-        <w:t xml:space="preserve"> </w:t>
-      </w:r>
-      <w:r>
-        <w:t xml:space="preserve">атрибутами файлов.</w:t>
-      </w:r>
-    </w:p>
-    <w:bookmarkEnd w:id="31"/>
+        <w:t xml:space="preserve">Мы получили навыки работы по установке и базовому конфигурированию</w:t>
+      </w:r>
+      <w:r>
+        <w:t xml:space="preserve"> </w:t>
+      </w:r>
+      <w:r>
+        <w:t xml:space="preserve">HTTP-сервера Apache.</w:t>
+      </w:r>
+    </w:p>
+    <w:bookmarkEnd w:id="42"/>
     <w:sectPr/>
   </w:body>
 </w:document>
@@ -847,176 +1616,6 @@
       </w:pPr>
     </w:lvl>
   </w:abstractNum>
-  <w:abstractNum w:abstractNumId="99414">
-    <w:nsid w:val="00A99414"/>
-    <w:multiLevelType w:val="multilevel"/>
-    <w:lvl w:ilvl="0">
-      <w:start w:val="4"/>
-      <w:numFmt w:val="decimal"/>
-      <w:lvlText w:val="%1."/>
-      <w:lvlJc w:val="left"/>
-      <w:pPr>
-        <w:ind w:left="720" w:hanging="480"/>
-      </w:pPr>
-    </w:lvl>
-    <w:lvl w:ilvl="1">
-      <w:start w:val="4"/>
-      <w:numFmt w:val="decimal"/>
-      <w:lvlText w:val="%2."/>
-      <w:lvlJc w:val="left"/>
-      <w:pPr>
-        <w:ind w:left="1440" w:hanging="480"/>
-      </w:pPr>
-    </w:lvl>
-    <w:lvl w:ilvl="2">
-      <w:start w:val="4"/>
-      <w:numFmt w:val="decimal"/>
-      <w:lvlText w:val="%3."/>
-      <w:lvlJc w:val="left"/>
-      <w:pPr>
-        <w:ind w:left="2160" w:hanging="480"/>
-      </w:pPr>
-    </w:lvl>
-    <w:lvl w:ilvl="3">
-      <w:start w:val="4"/>
-      <w:numFmt w:val="decimal"/>
-      <w:lvlText w:val="%4."/>
-      <w:lvlJc w:val="left"/>
-      <w:pPr>
-        <w:ind w:left="2880" w:hanging="480"/>
-      </w:pPr>
-    </w:lvl>
-    <w:lvl w:ilvl="4">
-      <w:start w:val="4"/>
-      <w:numFmt w:val="decimal"/>
-      <w:lvlText w:val="%5."/>
-      <w:lvlJc w:val="left"/>
-      <w:pPr>
-        <w:ind w:left="3600" w:hanging="480"/>
-      </w:pPr>
-    </w:lvl>
-    <w:lvl w:ilvl="5">
-      <w:start w:val="4"/>
-      <w:numFmt w:val="decimal"/>
-      <w:lvlText w:val="%6."/>
-      <w:lvlJc w:val="left"/>
-      <w:pPr>
-        <w:ind w:left="4320" w:hanging="480"/>
-      </w:pPr>
-    </w:lvl>
-    <w:lvl w:ilvl="6">
-      <w:start w:val="4"/>
-      <w:numFmt w:val="decimal"/>
-      <w:lvlText w:val="%7."/>
-      <w:lvlJc w:val="left"/>
-      <w:pPr>
-        <w:ind w:left="5040" w:hanging="480"/>
-      </w:pPr>
-    </w:lvl>
-    <w:lvl w:ilvl="7">
-      <w:start w:val="4"/>
-      <w:numFmt w:val="decimal"/>
-      <w:lvlText w:val="%8."/>
-      <w:lvlJc w:val="left"/>
-      <w:pPr>
-        <w:ind w:left="5760" w:hanging="480"/>
-      </w:pPr>
-    </w:lvl>
-    <w:lvl w:ilvl="8">
-      <w:start w:val="4"/>
-      <w:numFmt w:val="decimal"/>
-      <w:lvlText w:val="%9."/>
-      <w:lvlJc w:val="left"/>
-      <w:pPr>
-        <w:ind w:left="6480" w:hanging="480"/>
-      </w:pPr>
-    </w:lvl>
-  </w:abstractNum>
-  <w:abstractNum w:abstractNumId="99418">
-    <w:nsid w:val="00A99418"/>
-    <w:multiLevelType w:val="multilevel"/>
-    <w:lvl w:ilvl="0">
-      <w:start w:val="8"/>
-      <w:numFmt w:val="decimal"/>
-      <w:lvlText w:val="%1."/>
-      <w:lvlJc w:val="left"/>
-      <w:pPr>
-        <w:ind w:left="720" w:hanging="480"/>
-      </w:pPr>
-    </w:lvl>
-    <w:lvl w:ilvl="1">
-      <w:start w:val="8"/>
-      <w:numFmt w:val="decimal"/>
-      <w:lvlText w:val="%2."/>
-      <w:lvlJc w:val="left"/>
-      <w:pPr>
-        <w:ind w:left="1440" w:hanging="480"/>
-      </w:pPr>
-    </w:lvl>
-    <w:lvl w:ilvl="2">
-      <w:start w:val="8"/>
-      <w:numFmt w:val="decimal"/>
-      <w:lvlText w:val="%3."/>
-      <w:lvlJc w:val="left"/>
-      <w:pPr>
-        <w:ind w:left="2160" w:hanging="480"/>
-      </w:pPr>
-    </w:lvl>
-    <w:lvl w:ilvl="3">
-      <w:start w:val="8"/>
-      <w:numFmt w:val="decimal"/>
-      <w:lvlText w:val="%4."/>
-      <w:lvlJc w:val="left"/>
-      <w:pPr>
-        <w:ind w:left="2880" w:hanging="480"/>
-      </w:pPr>
-    </w:lvl>
-    <w:lvl w:ilvl="4">
-      <w:start w:val="8"/>
-      <w:numFmt w:val="decimal"/>
-      <w:lvlText w:val="%5."/>
-      <w:lvlJc w:val="left"/>
-      <w:pPr>
-        <w:ind w:left="3600" w:hanging="480"/>
-      </w:pPr>
-    </w:lvl>
-    <w:lvl w:ilvl="5">
-      <w:start w:val="8"/>
-      <w:numFmt w:val="decimal"/>
-      <w:lvlText w:val="%6."/>
-      <w:lvlJc w:val="left"/>
-      <w:pPr>
-        <w:ind w:left="4320" w:hanging="480"/>
-      </w:pPr>
-    </w:lvl>
-    <w:lvl w:ilvl="6">
-      <w:start w:val="8"/>
-      <w:numFmt w:val="decimal"/>
-      <w:lvlText w:val="%7."/>
-      <w:lvlJc w:val="left"/>
-      <w:pPr>
-        <w:ind w:left="5040" w:hanging="480"/>
-      </w:pPr>
-    </w:lvl>
-    <w:lvl w:ilvl="7">
-      <w:start w:val="8"/>
-      <w:numFmt w:val="decimal"/>
-      <w:lvlText w:val="%8."/>
-      <w:lvlJc w:val="left"/>
-      <w:pPr>
-        <w:ind w:left="5760" w:hanging="480"/>
-      </w:pPr>
-    </w:lvl>
-    <w:lvl w:ilvl="8">
-      <w:start w:val="8"/>
-      <w:numFmt w:val="decimal"/>
-      <w:lvlText w:val="%9."/>
-      <w:lvlJc w:val="left"/>
-      <w:pPr>
-        <w:ind w:left="6480" w:hanging="480"/>
-      </w:pPr>
-    </w:lvl>
-  </w:abstractNum>
   <w:num w:numId="1000">
     <w:abstractNumId w:val="990"/>
   </w:num>
@@ -1051,63 +1650,153 @@
     </w:lvlOverride>
   </w:num>
   <w:num w:numId="1002">
-    <w:abstractNumId w:val="99414"/>
+    <w:abstractNumId w:val="99411"/>
     <w:lvlOverride w:ilvl="0">
-      <w:startOverride w:val="4"/>
+      <w:startOverride w:val="1"/>
     </w:lvlOverride>
     <w:lvlOverride w:ilvl="1">
-      <w:startOverride w:val="4"/>
+      <w:startOverride w:val="1"/>
     </w:lvlOverride>
     <w:lvlOverride w:ilvl="2">
-      <w:startOverride w:val="4"/>
+      <w:startOverride w:val="1"/>
     </w:lvlOverride>
     <w:lvlOverride w:ilvl="3">
-      <w:startOverride w:val="4"/>
+      <w:startOverride w:val="1"/>
     </w:lvlOverride>
     <w:lvlOverride w:ilvl="4">
-      <w:startOverride w:val="4"/>
+      <w:startOverride w:val="1"/>
     </w:lvlOverride>
     <w:lvlOverride w:ilvl="5">
-      <w:startOverride w:val="4"/>
+      <w:startOverride w:val="1"/>
     </w:lvlOverride>
     <w:lvlOverride w:ilvl="6">
-      <w:startOverride w:val="4"/>
+      <w:startOverride w:val="1"/>
     </w:lvlOverride>
     <w:lvlOverride w:ilvl="7">
-      <w:startOverride w:val="4"/>
+      <w:startOverride w:val="1"/>
     </w:lvlOverride>
     <w:lvlOverride w:ilvl="8">
-      <w:startOverride w:val="4"/>
+      <w:startOverride w:val="1"/>
     </w:lvlOverride>
   </w:num>
   <w:num w:numId="1003">
-    <w:abstractNumId w:val="99418"/>
+    <w:abstractNumId w:val="99411"/>
     <w:lvlOverride w:ilvl="0">
-      <w:startOverride w:val="8"/>
+      <w:startOverride w:val="1"/>
     </w:lvlOverride>
     <w:lvlOverride w:ilvl="1">
-      <w:startOverride w:val="8"/>
+      <w:startOverride w:val="1"/>
     </w:lvlOverride>
     <w:lvlOverride w:ilvl="2">
-      <w:startOverride w:val="8"/>
+      <w:startOverride w:val="1"/>
     </w:lvlOverride>
     <w:lvlOverride w:ilvl="3">
-      <w:startOverride w:val="8"/>
+      <w:startOverride w:val="1"/>
     </w:lvlOverride>
     <w:lvlOverride w:ilvl="4">
-      <w:startOverride w:val="8"/>
+      <w:startOverride w:val="1"/>
     </w:lvlOverride>
     <w:lvlOverride w:ilvl="5">
-      <w:startOverride w:val="8"/>
+      <w:startOverride w:val="1"/>
     </w:lvlOverride>
     <w:lvlOverride w:ilvl="6">
-      <w:startOverride w:val="8"/>
+      <w:startOverride w:val="1"/>
     </w:lvlOverride>
     <w:lvlOverride w:ilvl="7">
-      <w:startOverride w:val="8"/>
+      <w:startOverride w:val="1"/>
     </w:lvlOverride>
     <w:lvlOverride w:ilvl="8">
-      <w:startOverride w:val="8"/>
+      <w:startOverride w:val="1"/>
+    </w:lvlOverride>
+  </w:num>
+  <w:num w:numId="1004">
+    <w:abstractNumId w:val="99411"/>
+    <w:lvlOverride w:ilvl="0">
+      <w:startOverride w:val="1"/>
+    </w:lvlOverride>
+    <w:lvlOverride w:ilvl="1">
+      <w:startOverride w:val="1"/>
+    </w:lvlOverride>
+    <w:lvlOverride w:ilvl="2">
+      <w:startOverride w:val="1"/>
+    </w:lvlOverride>
+    <w:lvlOverride w:ilvl="3">
+      <w:startOverride w:val="1"/>
+    </w:lvlOverride>
+    <w:lvlOverride w:ilvl="4">
+      <w:startOverride w:val="1"/>
+    </w:lvlOverride>
+    <w:lvlOverride w:ilvl="5">
+      <w:startOverride w:val="1"/>
+    </w:lvlOverride>
+    <w:lvlOverride w:ilvl="6">
+      <w:startOverride w:val="1"/>
+    </w:lvlOverride>
+    <w:lvlOverride w:ilvl="7">
+      <w:startOverride w:val="1"/>
+    </w:lvlOverride>
+    <w:lvlOverride w:ilvl="8">
+      <w:startOverride w:val="1"/>
+    </w:lvlOverride>
+  </w:num>
+  <w:num w:numId="1005">
+    <w:abstractNumId w:val="99411"/>
+    <w:lvlOverride w:ilvl="0">
+      <w:startOverride w:val="1"/>
+    </w:lvlOverride>
+    <w:lvlOverride w:ilvl="1">
+      <w:startOverride w:val="1"/>
+    </w:lvlOverride>
+    <w:lvlOverride w:ilvl="2">
+      <w:startOverride w:val="1"/>
+    </w:lvlOverride>
+    <w:lvlOverride w:ilvl="3">
+      <w:startOverride w:val="1"/>
+    </w:lvlOverride>
+    <w:lvlOverride w:ilvl="4">
+      <w:startOverride w:val="1"/>
+    </w:lvlOverride>
+    <w:lvlOverride w:ilvl="5">
+      <w:startOverride w:val="1"/>
+    </w:lvlOverride>
+    <w:lvlOverride w:ilvl="6">
+      <w:startOverride w:val="1"/>
+    </w:lvlOverride>
+    <w:lvlOverride w:ilvl="7">
+      <w:startOverride w:val="1"/>
+    </w:lvlOverride>
+    <w:lvlOverride w:ilvl="8">
+      <w:startOverride w:val="1"/>
+    </w:lvlOverride>
+  </w:num>
+  <w:num w:numId="1006">
+    <w:abstractNumId w:val="99411"/>
+    <w:lvlOverride w:ilvl="0">
+      <w:startOverride w:val="1"/>
+    </w:lvlOverride>
+    <w:lvlOverride w:ilvl="1">
+      <w:startOverride w:val="1"/>
+    </w:lvlOverride>
+    <w:lvlOverride w:ilvl="2">
+      <w:startOverride w:val="1"/>
+    </w:lvlOverride>
+    <w:lvlOverride w:ilvl="3">
+      <w:startOverride w:val="1"/>
+    </w:lvlOverride>
+    <w:lvlOverride w:ilvl="4">
+      <w:startOverride w:val="1"/>
+    </w:lvlOverride>
+    <w:lvlOverride w:ilvl="5">
+      <w:startOverride w:val="1"/>
+    </w:lvlOverride>
+    <w:lvlOverride w:ilvl="6">
+      <w:startOverride w:val="1"/>
+    </w:lvlOverride>
+    <w:lvlOverride w:ilvl="7">
+      <w:startOverride w:val="1"/>
+    </w:lvlOverride>
+    <w:lvlOverride w:ilvl="8">
+      <w:startOverride w:val="1"/>
     </w:lvlOverride>
   </w:num>
 </w:numbering>
